--- a/ Инфраструктура_ПО_и_Инстр_Разработки.docx
+++ b/ Инфраструктура_ПО_и_Инстр_Разработки.docx
@@ -2021,10 +2021,7 @@
               <w:t>09.03.01</w:t>
             </w:r>
             <w:r>
-              <w:t xml:space="preserve"> </w:t>
-            </w:r>
-            <w:r>
-              <w:t xml:space="preserve">ОПК-5 </w:t>
+              <w:t xml:space="preserve"> ОПК-5 </w:t>
             </w:r>
           </w:p>
         </w:tc>
@@ -2051,10 +2048,7 @@
               <w:t>ОПК-</w:t>
             </w:r>
             <w:r>
-              <w:t>5.</w:t>
-            </w:r>
-            <w:r>
-              <w:t>1</w:t>
+              <w:t>5.1</w:t>
             </w:r>
             <w:r>
               <w:t xml:space="preserve"> </w:t>
@@ -2154,13 +2148,7 @@
               <w:ind w:firstLine="567"/>
             </w:pPr>
             <w:r>
-              <w:t>09.03.01</w:t>
-            </w:r>
-            <w:r>
-              <w:t xml:space="preserve"> </w:t>
-            </w:r>
-            <w:r>
-              <w:t>ОПК-7</w:t>
+              <w:t>09.03.01 ОПК-7</w:t>
             </w:r>
           </w:p>
         </w:tc>
@@ -2587,10 +2575,7 @@
             </w:r>
             <w:r>
               <w:br/>
-              <w:t>ОПК-</w:t>
-            </w:r>
-            <w:r>
-              <w:t>8</w:t>
+              <w:t>ОПК-8</w:t>
             </w:r>
           </w:p>
         </w:tc>
@@ -2733,17 +2718,11 @@
             </w:pPr>
             <w:r>
               <w:lastRenderedPageBreak/>
-              <w:t>09.03.0</w:t>
-            </w:r>
-            <w:r>
-              <w:t>4</w:t>
+              <w:t>09.03.04</w:t>
             </w:r>
             <w:r>
               <w:br/>
-              <w:t>ОПК-</w:t>
-            </w:r>
-            <w:r>
-              <w:t>2</w:t>
+              <w:t>ОПК-2</w:t>
             </w:r>
           </w:p>
         </w:tc>
@@ -2896,10 +2875,7 @@
             </w:r>
             <w:r>
               <w:br/>
-              <w:t>ОПК-</w:t>
-            </w:r>
-            <w:r>
-              <w:t>6</w:t>
+              <w:t>ОПК-6</w:t>
             </w:r>
           </w:p>
         </w:tc>
@@ -5226,7 +5202,6 @@
           <w:spacing w:val="-4"/>
           <w:sz w:val="20"/>
           <w:szCs w:val="20"/>
-          <w:lang w:val="en-US"/>
         </w:rPr>
       </w:pPr>
     </w:p>
@@ -5522,15 +5497,7 @@
                 <w:spacing w:val="-4"/>
                 <w:lang w:eastAsia="zh-CN"/>
               </w:rPr>
-              <w:t>Модели процессов разработки, области применения.</w:t>
-            </w:r>
-            <w:r>
-              <w:rPr>
-                <w:rFonts w:ascii="Times New Roman" w:hAnsi="Times New Roman"/>
-                <w:spacing w:val="-4"/>
-                <w:lang w:eastAsia="zh-CN"/>
-              </w:rPr>
-              <w:t xml:space="preserve"> </w:t>
+              <w:t xml:space="preserve">Модели процессов разработки, области применения. </w:t>
             </w:r>
           </w:p>
           <w:p>
@@ -6367,6 +6334,42 @@
           <w:color w:val="FF0000"/>
           <w:spacing w:val="-4"/>
           <w:sz w:val="20"/>
+          <w:szCs w:val="20"/>
+        </w:rPr>
+      </w:pPr>
+    </w:p>
+    <w:p>
+      <w:pPr>
+        <w:rPr>
+          <w:b/>
+          <w:spacing w:val="-4"/>
+          <w:szCs w:val="20"/>
+        </w:rPr>
+      </w:pPr>
+    </w:p>
+    <w:p>
+      <w:pPr>
+        <w:rPr>
+          <w:b/>
+          <w:spacing w:val="-4"/>
+          <w:szCs w:val="20"/>
+        </w:rPr>
+      </w:pPr>
+    </w:p>
+    <w:p>
+      <w:pPr>
+        <w:rPr>
+          <w:b/>
+          <w:spacing w:val="-4"/>
+          <w:szCs w:val="20"/>
+        </w:rPr>
+      </w:pPr>
+    </w:p>
+    <w:p>
+      <w:pPr>
+        <w:rPr>
+          <w:b/>
+          <w:spacing w:val="-4"/>
           <w:szCs w:val="20"/>
         </w:rPr>
       </w:pPr>
@@ -6402,6 +6405,7 @@
           <w:b/>
           <w:bCs/>
         </w:rPr>
+        <w:lastRenderedPageBreak/>
         <w:t xml:space="preserve">УЧЕБНО-МЕТОДИЧЕСКОЕ ОБЕСПЕЧЕНИЕ ДИСЦИПЛИНЫ </w:t>
       </w:r>
     </w:p>
@@ -6444,55 +6448,772 @@
         <w:spacing w:before="40"/>
         <w:rPr>
           <w:rFonts w:ascii="Times New Roman" w:hAnsi="Times New Roman"/>
-          <w:i/>
-          <w:iCs/>
-        </w:rPr>
-      </w:pPr>
-      <w:proofErr w:type="gramStart"/>
+        </w:rPr>
+      </w:pPr>
       <w:r>
         <w:rPr>
           <w:rFonts w:ascii="Times New Roman" w:hAnsi="Times New Roman"/>
-          <w:i/>
-          <w:iCs/>
-          <w:highlight w:val="red"/>
+        </w:rPr>
+        <w:t xml:space="preserve"> </w:t>
+      </w:r>
+      <w:r>
+        <w:rPr>
+          <w:rFonts w:ascii="Times New Roman" w:hAnsi="Times New Roman"/>
+        </w:rPr>
+        <w:t xml:space="preserve">Гош С. </w:t>
+      </w:r>
+      <w:r>
+        <w:rPr>
+          <w:rFonts w:ascii="Times New Roman" w:hAnsi="Times New Roman"/>
+        </w:rPr>
+        <w:t>“</w:t>
+      </w:r>
+      <w:r>
+        <w:rPr>
+          <w:rFonts w:ascii="Times New Roman" w:hAnsi="Times New Roman"/>
           <w:lang w:val="en-US"/>
         </w:rPr>
-        <w:t>TODO(</w:t>
+        <w:t>Docker</w:t>
       </w:r>
-      <w:proofErr w:type="gramEnd"/>
       <w:r>
         <w:rPr>
           <w:rFonts w:ascii="Times New Roman" w:hAnsi="Times New Roman"/>
-          <w:i/>
-          <w:iCs/>
-          <w:highlight w:val="red"/>
+        </w:rPr>
+        <w:t xml:space="preserve"> </w:t>
+      </w:r>
+      <w:r>
+        <w:rPr>
+          <w:rFonts w:ascii="Times New Roman" w:hAnsi="Times New Roman"/>
+        </w:rPr>
+        <w:t>без секретов</w:t>
+      </w:r>
+      <w:r>
+        <w:rPr>
+          <w:rFonts w:ascii="Times New Roman" w:hAnsi="Times New Roman"/>
+        </w:rPr>
+        <w:t>”</w:t>
+      </w:r>
+      <w:r>
+        <w:rPr>
+          <w:rFonts w:ascii="Times New Roman" w:hAnsi="Times New Roman"/>
+        </w:rPr>
+        <w:t xml:space="preserve">: Пер. с англ. </w:t>
+      </w:r>
+      <w:r>
+        <w:rPr>
+          <w:rFonts w:ascii="Times New Roman" w:hAnsi="Times New Roman"/>
+        </w:rPr>
+        <w:t>—</w:t>
+      </w:r>
+      <w:r>
+        <w:rPr>
+          <w:rFonts w:ascii="Times New Roman" w:hAnsi="Times New Roman"/>
+        </w:rPr>
+        <w:t xml:space="preserve"> </w:t>
+      </w:r>
+      <w:r>
+        <w:rPr>
+          <w:rFonts w:ascii="Times New Roman" w:hAnsi="Times New Roman"/>
+        </w:rPr>
+        <w:t xml:space="preserve">СПб.: БХВ Петербург, 2023. </w:t>
+      </w:r>
+      <w:r>
+        <w:rPr>
+          <w:rFonts w:ascii="Times New Roman" w:hAnsi="Times New Roman"/>
+        </w:rPr>
+        <w:t>—</w:t>
+      </w:r>
+      <w:r>
+        <w:rPr>
+          <w:rFonts w:ascii="Times New Roman" w:hAnsi="Times New Roman"/>
+        </w:rPr>
+        <w:t xml:space="preserve"> 224 с.: ил. </w:t>
+      </w:r>
+      <w:r>
+        <w:rPr>
+          <w:rFonts w:ascii="Times New Roman" w:hAnsi="Times New Roman"/>
           <w:lang w:val="en-US"/>
         </w:rPr>
-        <w:t>)</w:t>
+        <w:t>ISBN</w:t>
+      </w:r>
+      <w:r>
+        <w:rPr>
+          <w:rFonts w:ascii="Times New Roman" w:hAnsi="Times New Roman"/>
+        </w:rPr>
+        <w:t xml:space="preserve"> 978-5-9775-1196-4</w:t>
       </w:r>
     </w:p>
     <w:p>
       <w:pPr>
+        <w:pStyle w:val="aff3"/>
+        <w:numPr>
+          <w:ilvl w:val="0"/>
+          <w:numId w:val="25"/>
+        </w:numPr>
         <w:tabs>
-          <w:tab w:val="left" w:pos="900"/>
           <w:tab w:val="right" w:leader="underscore" w:pos="9639"/>
         </w:tabs>
-        <w:ind w:left="928"/>
-      </w:pPr>
+        <w:spacing w:before="40"/>
+        <w:rPr>
+          <w:rFonts w:ascii="Times New Roman" w:hAnsi="Times New Roman"/>
+        </w:rPr>
+      </w:pPr>
+      <w:r>
+        <w:rPr>
+          <w:rFonts w:ascii="Times New Roman" w:hAnsi="Times New Roman"/>
+        </w:rPr>
+        <w:t>Уилсон</w:t>
+      </w:r>
+      <w:r>
+        <w:rPr>
+          <w:rFonts w:ascii="Times New Roman" w:hAnsi="Times New Roman"/>
+        </w:rPr>
+        <w:t xml:space="preserve"> </w:t>
+      </w:r>
+      <w:r>
+        <w:rPr>
+          <w:rFonts w:ascii="Times New Roman" w:hAnsi="Times New Roman"/>
+        </w:rPr>
+        <w:t>К</w:t>
+      </w:r>
+      <w:r>
+        <w:rPr>
+          <w:rFonts w:ascii="Times New Roman" w:hAnsi="Times New Roman"/>
+        </w:rPr>
+        <w:t xml:space="preserve">. </w:t>
+      </w:r>
+      <w:r>
+        <w:rPr>
+          <w:rFonts w:ascii="Times New Roman" w:hAnsi="Times New Roman"/>
+        </w:rPr>
+        <w:t>“</w:t>
+      </w:r>
+      <w:proofErr w:type="spellStart"/>
+      <w:r>
+        <w:rPr>
+          <w:rFonts w:ascii="Times New Roman" w:hAnsi="Times New Roman"/>
+        </w:rPr>
+        <w:t>Грокаем</w:t>
+      </w:r>
+      <w:proofErr w:type="spellEnd"/>
+      <w:r>
+        <w:rPr>
+          <w:rFonts w:ascii="Times New Roman" w:hAnsi="Times New Roman"/>
+        </w:rPr>
+        <w:t xml:space="preserve"> </w:t>
+      </w:r>
+      <w:r>
+        <w:rPr>
+          <w:rFonts w:ascii="Times New Roman" w:hAnsi="Times New Roman"/>
+          <w:lang w:val="en-US"/>
+        </w:rPr>
+        <w:t>Continuous</w:t>
+      </w:r>
+      <w:r>
+        <w:rPr>
+          <w:rFonts w:ascii="Times New Roman" w:hAnsi="Times New Roman"/>
+        </w:rPr>
+        <w:t xml:space="preserve"> </w:t>
+      </w:r>
+      <w:r>
+        <w:rPr>
+          <w:rFonts w:ascii="Times New Roman" w:hAnsi="Times New Roman"/>
+          <w:lang w:val="en-US"/>
+        </w:rPr>
+        <w:t>Delivery</w:t>
+      </w:r>
+      <w:r>
+        <w:rPr>
+          <w:rFonts w:ascii="Times New Roman" w:hAnsi="Times New Roman"/>
+        </w:rPr>
+        <w:t>”</w:t>
+      </w:r>
+      <w:r>
+        <w:rPr>
+          <w:rFonts w:ascii="Times New Roman" w:hAnsi="Times New Roman"/>
+        </w:rPr>
+        <w:t xml:space="preserve"> </w:t>
+      </w:r>
+      <w:r>
+        <w:rPr>
+          <w:rFonts w:ascii="Times New Roman" w:hAnsi="Times New Roman"/>
+        </w:rPr>
+        <w:t>—</w:t>
+      </w:r>
+      <w:r>
+        <w:rPr>
+          <w:rFonts w:ascii="Times New Roman" w:hAnsi="Times New Roman"/>
+        </w:rPr>
+        <w:t xml:space="preserve"> </w:t>
+      </w:r>
+      <w:r>
+        <w:rPr>
+          <w:rFonts w:ascii="Times New Roman" w:hAnsi="Times New Roman"/>
+        </w:rPr>
+        <w:t>СПб</w:t>
+      </w:r>
+      <w:r>
+        <w:rPr>
+          <w:rFonts w:ascii="Times New Roman" w:hAnsi="Times New Roman"/>
+        </w:rPr>
+        <w:t xml:space="preserve">.: </w:t>
+      </w:r>
+      <w:r>
+        <w:rPr>
+          <w:rFonts w:ascii="Times New Roman" w:hAnsi="Times New Roman"/>
+        </w:rPr>
+        <w:t>Питер</w:t>
+      </w:r>
+      <w:r>
+        <w:rPr>
+          <w:rFonts w:ascii="Times New Roman" w:hAnsi="Times New Roman"/>
+        </w:rPr>
+        <w:t xml:space="preserve">, 2024. </w:t>
+      </w:r>
+      <w:r>
+        <w:rPr>
+          <w:rFonts w:ascii="Times New Roman" w:hAnsi="Times New Roman"/>
+        </w:rPr>
+        <w:t>—</w:t>
+      </w:r>
+      <w:r>
+        <w:rPr>
+          <w:rFonts w:ascii="Times New Roman" w:hAnsi="Times New Roman"/>
+        </w:rPr>
+        <w:t xml:space="preserve"> 400 </w:t>
+      </w:r>
+      <w:r>
+        <w:rPr>
+          <w:rFonts w:ascii="Times New Roman" w:hAnsi="Times New Roman"/>
+        </w:rPr>
+        <w:t>с</w:t>
+      </w:r>
+      <w:r>
+        <w:rPr>
+          <w:rFonts w:ascii="Times New Roman" w:hAnsi="Times New Roman"/>
+        </w:rPr>
+        <w:t xml:space="preserve">.: </w:t>
+      </w:r>
+      <w:r>
+        <w:rPr>
+          <w:rFonts w:ascii="Times New Roman" w:hAnsi="Times New Roman"/>
+        </w:rPr>
+        <w:t xml:space="preserve">ил. </w:t>
+      </w:r>
+      <w:r>
+        <w:rPr>
+          <w:rFonts w:ascii="Times New Roman" w:hAnsi="Times New Roman"/>
+        </w:rPr>
+        <w:t>—</w:t>
+      </w:r>
+      <w:r>
+        <w:rPr>
+          <w:rFonts w:ascii="Times New Roman" w:hAnsi="Times New Roman"/>
+        </w:rPr>
+        <w:t xml:space="preserve"> (Серия </w:t>
+      </w:r>
+      <w:r>
+        <w:rPr>
+          <w:rFonts w:ascii="Times New Roman" w:hAnsi="Times New Roman"/>
+        </w:rPr>
+        <w:t>“</w:t>
+      </w:r>
+      <w:r>
+        <w:rPr>
+          <w:rFonts w:ascii="Times New Roman" w:hAnsi="Times New Roman"/>
+        </w:rPr>
+        <w:t>Библиотека программиста</w:t>
+      </w:r>
+      <w:r>
+        <w:rPr>
+          <w:rFonts w:ascii="Times New Roman" w:hAnsi="Times New Roman"/>
+        </w:rPr>
+        <w:t>”)</w:t>
+      </w:r>
+      <w:r>
+        <w:rPr>
+          <w:rFonts w:ascii="Times New Roman" w:hAnsi="Times New Roman"/>
+        </w:rPr>
+        <w:t xml:space="preserve">. </w:t>
+      </w:r>
+      <w:r>
+        <w:rPr>
+          <w:rFonts w:ascii="Times New Roman" w:hAnsi="Times New Roman"/>
+          <w:lang w:val="en-US"/>
+        </w:rPr>
+        <w:t>ISBN</w:t>
+      </w:r>
+      <w:r>
+        <w:rPr>
+          <w:rFonts w:ascii="Times New Roman" w:hAnsi="Times New Roman"/>
+        </w:rPr>
+        <w:t xml:space="preserve"> 978-5-4461-2372-8</w:t>
+      </w:r>
     </w:p>
     <w:p>
       <w:pPr>
+        <w:pStyle w:val="aff3"/>
+        <w:numPr>
+          <w:ilvl w:val="0"/>
+          <w:numId w:val="25"/>
+        </w:numPr>
         <w:tabs>
-          <w:tab w:val="left" w:pos="851"/>
           <w:tab w:val="right" w:leader="underscore" w:pos="9639"/>
         </w:tabs>
-        <w:ind w:left="567"/>
-        <w:rPr>
-          <w:b/>
-          <w:bCs/>
+        <w:spacing w:before="40"/>
+        <w:rPr>
+          <w:rFonts w:ascii="Times New Roman" w:hAnsi="Times New Roman"/>
+        </w:rPr>
+      </w:pPr>
+      <w:r>
+        <w:rPr>
+          <w:rFonts w:ascii="Times New Roman" w:hAnsi="Times New Roman"/>
+        </w:rPr>
+        <w:t xml:space="preserve">Джеймс С. </w:t>
+      </w:r>
+      <w:proofErr w:type="spellStart"/>
+      <w:r>
+        <w:rPr>
+          <w:rFonts w:ascii="Times New Roman" w:hAnsi="Times New Roman"/>
+        </w:rPr>
+        <w:t>Валлери</w:t>
+      </w:r>
+      <w:proofErr w:type="spellEnd"/>
+      <w:r>
+        <w:rPr>
+          <w:rFonts w:ascii="Times New Roman" w:hAnsi="Times New Roman"/>
+        </w:rPr>
+        <w:t xml:space="preserve"> Л. </w:t>
+      </w:r>
+      <w:r>
+        <w:rPr>
+          <w:rFonts w:ascii="Times New Roman" w:hAnsi="Times New Roman"/>
+        </w:rPr>
+        <w:t>“</w:t>
+      </w:r>
+      <w:proofErr w:type="spellStart"/>
+      <w:r>
+        <w:rPr>
+          <w:rFonts w:ascii="Times New Roman" w:hAnsi="Times New Roman"/>
+        </w:rPr>
+        <w:t>Kubernetes</w:t>
+      </w:r>
+      <w:proofErr w:type="spellEnd"/>
+      <w:r>
+        <w:rPr>
+          <w:rFonts w:ascii="Times New Roman" w:hAnsi="Times New Roman"/>
+        </w:rPr>
+        <w:t xml:space="preserve"> и сети. Многоуровневый подход</w:t>
+      </w:r>
+      <w:r>
+        <w:rPr>
+          <w:rFonts w:ascii="Times New Roman" w:hAnsi="Times New Roman"/>
+        </w:rPr>
+        <w:t>”</w:t>
+      </w:r>
+      <w:r>
+        <w:rPr>
+          <w:rFonts w:ascii="Times New Roman" w:hAnsi="Times New Roman"/>
+        </w:rPr>
+        <w:t xml:space="preserve"> </w:t>
+      </w:r>
+      <w:r>
+        <w:rPr>
+          <w:rFonts w:ascii="Times New Roman" w:hAnsi="Times New Roman"/>
+        </w:rPr>
+        <w:t xml:space="preserve">— </w:t>
+      </w:r>
+      <w:r>
+        <w:rPr>
+          <w:rFonts w:ascii="Times New Roman" w:hAnsi="Times New Roman"/>
+        </w:rPr>
+        <w:t>СПб.: БХВ Петербург, 202</w:t>
+      </w:r>
+      <w:r>
+        <w:rPr>
+          <w:rFonts w:ascii="Times New Roman" w:hAnsi="Times New Roman"/>
+        </w:rPr>
+        <w:t>4</w:t>
+      </w:r>
+      <w:r>
+        <w:rPr>
+          <w:rFonts w:ascii="Times New Roman" w:hAnsi="Times New Roman"/>
+        </w:rPr>
+        <w:t xml:space="preserve">. </w:t>
+      </w:r>
+      <w:r>
+        <w:rPr>
+          <w:rFonts w:ascii="Times New Roman" w:hAnsi="Times New Roman"/>
+        </w:rPr>
+        <w:t>—</w:t>
+      </w:r>
+      <w:r>
+        <w:rPr>
+          <w:rFonts w:ascii="Times New Roman" w:hAnsi="Times New Roman"/>
+        </w:rPr>
+        <w:t xml:space="preserve"> </w:t>
+      </w:r>
+      <w:r>
+        <w:rPr>
+          <w:rFonts w:ascii="Times New Roman" w:hAnsi="Times New Roman"/>
+        </w:rPr>
+        <w:t>320</w:t>
+      </w:r>
+      <w:r>
+        <w:rPr>
+          <w:rFonts w:ascii="Times New Roman" w:hAnsi="Times New Roman"/>
+        </w:rPr>
+        <w:t xml:space="preserve"> с.: ил. </w:t>
+      </w:r>
+      <w:r>
+        <w:rPr>
+          <w:rFonts w:ascii="Times New Roman" w:hAnsi="Times New Roman"/>
           <w:lang w:val="en-US"/>
         </w:rPr>
-      </w:pPr>
+        <w:t>ISBN</w:t>
+      </w:r>
+      <w:r>
+        <w:rPr>
+          <w:rFonts w:ascii="Times New Roman" w:hAnsi="Times New Roman"/>
+        </w:rPr>
+        <w:t xml:space="preserve"> </w:t>
+      </w:r>
+      <w:r>
+        <w:rPr>
+          <w:rFonts w:ascii="Times New Roman" w:hAnsi="Times New Roman"/>
+        </w:rPr>
+        <w:t>978-5-9775-1855-0</w:t>
+      </w:r>
+    </w:p>
+    <w:p>
+      <w:pPr>
+        <w:pStyle w:val="aff3"/>
+        <w:numPr>
+          <w:ilvl w:val="0"/>
+          <w:numId w:val="25"/>
+        </w:numPr>
+        <w:tabs>
+          <w:tab w:val="right" w:leader="underscore" w:pos="9639"/>
+        </w:tabs>
+        <w:spacing w:before="40"/>
+        <w:rPr>
+          <w:rFonts w:ascii="Times New Roman" w:hAnsi="Times New Roman"/>
+        </w:rPr>
+      </w:pPr>
+      <w:r>
+        <w:rPr>
+          <w:rFonts w:ascii="Times New Roman" w:hAnsi="Times New Roman"/>
+        </w:rPr>
+        <w:t xml:space="preserve">П. </w:t>
+      </w:r>
+      <w:proofErr w:type="spellStart"/>
+      <w:r>
+        <w:rPr>
+          <w:rFonts w:ascii="Times New Roman" w:hAnsi="Times New Roman"/>
+        </w:rPr>
+        <w:t>Коннинг</w:t>
+      </w:r>
+      <w:proofErr w:type="spellEnd"/>
+      <w:r>
+        <w:rPr>
+          <w:rFonts w:ascii="Times New Roman" w:hAnsi="Times New Roman"/>
+        </w:rPr>
+        <w:t xml:space="preserve"> </w:t>
+      </w:r>
+      <w:r>
+        <w:rPr>
+          <w:rFonts w:ascii="Times New Roman" w:hAnsi="Times New Roman"/>
+        </w:rPr>
+        <w:t>“</w:t>
+      </w:r>
+      <w:r>
+        <w:rPr>
+          <w:rFonts w:ascii="Times New Roman" w:hAnsi="Times New Roman"/>
+        </w:rPr>
+        <w:t xml:space="preserve">Инструментарий </w:t>
+      </w:r>
+      <w:proofErr w:type="spellStart"/>
+      <w:r>
+        <w:rPr>
+          <w:rFonts w:ascii="Times New Roman" w:hAnsi="Times New Roman"/>
+        </w:rPr>
+        <w:t>agile</w:t>
+      </w:r>
+      <w:proofErr w:type="spellEnd"/>
+      <w:r>
+        <w:rPr>
+          <w:rFonts w:ascii="Times New Roman" w:hAnsi="Times New Roman"/>
+        </w:rPr>
+        <w:t>-лидера. Научитесь преуспевать с помощью самоуправляемых команд</w:t>
+      </w:r>
+      <w:r>
+        <w:rPr>
+          <w:rFonts w:ascii="Times New Roman" w:hAnsi="Times New Roman"/>
+        </w:rPr>
+        <w:t>”</w:t>
+      </w:r>
+      <w:r>
+        <w:rPr>
+          <w:rFonts w:ascii="Times New Roman" w:hAnsi="Times New Roman"/>
+        </w:rPr>
+        <w:t xml:space="preserve"> </w:t>
+      </w:r>
+      <w:r>
+        <w:rPr>
+          <w:rFonts w:ascii="Times New Roman" w:hAnsi="Times New Roman"/>
+        </w:rPr>
+        <w:t xml:space="preserve">— </w:t>
+      </w:r>
+      <w:r>
+        <w:rPr>
+          <w:rFonts w:ascii="Times New Roman" w:hAnsi="Times New Roman"/>
+        </w:rPr>
+        <w:t>СПб.: БХВ Петербург, 202</w:t>
+      </w:r>
+      <w:r>
+        <w:rPr>
+          <w:rFonts w:ascii="Times New Roman" w:hAnsi="Times New Roman"/>
+        </w:rPr>
+        <w:t>1</w:t>
+      </w:r>
+      <w:r>
+        <w:rPr>
+          <w:rFonts w:ascii="Times New Roman" w:hAnsi="Times New Roman"/>
+        </w:rPr>
+        <w:t xml:space="preserve">. </w:t>
+      </w:r>
+      <w:r>
+        <w:rPr>
+          <w:rFonts w:ascii="Times New Roman" w:hAnsi="Times New Roman"/>
+        </w:rPr>
+        <w:t>—</w:t>
+      </w:r>
+      <w:r>
+        <w:rPr>
+          <w:rFonts w:ascii="Times New Roman" w:hAnsi="Times New Roman"/>
+        </w:rPr>
+        <w:t xml:space="preserve"> </w:t>
+      </w:r>
+      <w:r>
+        <w:rPr>
+          <w:rFonts w:ascii="Times New Roman" w:hAnsi="Times New Roman"/>
+        </w:rPr>
+        <w:t>224</w:t>
+      </w:r>
+      <w:r>
+        <w:rPr>
+          <w:rFonts w:ascii="Times New Roman" w:hAnsi="Times New Roman"/>
+        </w:rPr>
+        <w:t xml:space="preserve"> с.: ил. </w:t>
+      </w:r>
+      <w:r>
+        <w:rPr>
+          <w:rFonts w:ascii="Times New Roman" w:hAnsi="Times New Roman"/>
+          <w:lang w:val="en-US"/>
+        </w:rPr>
+        <w:t>ISBN</w:t>
+      </w:r>
+      <w:r>
+        <w:rPr>
+          <w:rFonts w:ascii="Times New Roman" w:hAnsi="Times New Roman"/>
+        </w:rPr>
+        <w:t xml:space="preserve"> </w:t>
+      </w:r>
+      <w:r>
+        <w:rPr>
+          <w:rFonts w:ascii="Times New Roman" w:hAnsi="Times New Roman"/>
+        </w:rPr>
+        <w:t>978-5-9775-6721-3</w:t>
+      </w:r>
+    </w:p>
+    <w:p>
+      <w:pPr>
+        <w:pStyle w:val="aff3"/>
+        <w:numPr>
+          <w:ilvl w:val="0"/>
+          <w:numId w:val="25"/>
+        </w:numPr>
+        <w:tabs>
+          <w:tab w:val="right" w:leader="underscore" w:pos="9639"/>
+        </w:tabs>
+        <w:spacing w:before="40"/>
+        <w:rPr>
+          <w:rFonts w:ascii="Times New Roman" w:hAnsi="Times New Roman"/>
+        </w:rPr>
+      </w:pPr>
+      <w:r>
+        <w:rPr>
+          <w:rFonts w:ascii="Times New Roman" w:hAnsi="Times New Roman"/>
+        </w:rPr>
+        <w:t xml:space="preserve">Джин </w:t>
+      </w:r>
+      <w:r>
+        <w:rPr>
+          <w:rFonts w:ascii="Times New Roman" w:hAnsi="Times New Roman"/>
+        </w:rPr>
+        <w:t>К.</w:t>
+      </w:r>
+      <w:r>
+        <w:rPr>
+          <w:rFonts w:ascii="Times New Roman" w:hAnsi="Times New Roman"/>
+        </w:rPr>
+        <w:t>, Патрик Д</w:t>
+      </w:r>
+      <w:r>
+        <w:rPr>
+          <w:rFonts w:ascii="Times New Roman" w:hAnsi="Times New Roman"/>
+        </w:rPr>
+        <w:t>.</w:t>
+      </w:r>
+      <w:r>
+        <w:rPr>
+          <w:rFonts w:ascii="Times New Roman" w:hAnsi="Times New Roman"/>
+        </w:rPr>
+        <w:t>, Джон У</w:t>
+      </w:r>
+      <w:r>
+        <w:rPr>
+          <w:rFonts w:ascii="Times New Roman" w:hAnsi="Times New Roman"/>
+        </w:rPr>
+        <w:t>.</w:t>
+      </w:r>
+      <w:r>
+        <w:rPr>
+          <w:rFonts w:ascii="Times New Roman" w:hAnsi="Times New Roman"/>
+        </w:rPr>
+        <w:t xml:space="preserve">, </w:t>
+      </w:r>
+      <w:proofErr w:type="spellStart"/>
+      <w:r>
+        <w:rPr>
+          <w:rFonts w:ascii="Times New Roman" w:hAnsi="Times New Roman"/>
+        </w:rPr>
+        <w:t>Джез</w:t>
+      </w:r>
+      <w:proofErr w:type="spellEnd"/>
+      <w:r>
+        <w:rPr>
+          <w:rFonts w:ascii="Times New Roman" w:hAnsi="Times New Roman"/>
+        </w:rPr>
+        <w:t xml:space="preserve"> Х</w:t>
+      </w:r>
+      <w:r>
+        <w:rPr>
+          <w:rFonts w:ascii="Times New Roman" w:hAnsi="Times New Roman"/>
+        </w:rPr>
+        <w:t>.</w:t>
+      </w:r>
+      <w:r>
+        <w:rPr>
+          <w:rFonts w:ascii="Times New Roman" w:hAnsi="Times New Roman"/>
+        </w:rPr>
+        <w:t xml:space="preserve"> </w:t>
+      </w:r>
+      <w:r>
+        <w:rPr>
+          <w:rFonts w:ascii="Times New Roman" w:hAnsi="Times New Roman"/>
+        </w:rPr>
+        <w:t>“</w:t>
+      </w:r>
+      <w:r>
+        <w:rPr>
+          <w:rFonts w:ascii="Times New Roman" w:hAnsi="Times New Roman"/>
+        </w:rPr>
+        <w:t xml:space="preserve">Руководство по </w:t>
+      </w:r>
+      <w:proofErr w:type="spellStart"/>
+      <w:r>
+        <w:rPr>
+          <w:rFonts w:ascii="Times New Roman" w:hAnsi="Times New Roman"/>
+        </w:rPr>
+        <w:t>DevOps</w:t>
+      </w:r>
+      <w:proofErr w:type="spellEnd"/>
+      <w:r>
+        <w:rPr>
+          <w:rFonts w:ascii="Times New Roman" w:hAnsi="Times New Roman"/>
+        </w:rPr>
+        <w:t xml:space="preserve">” </w:t>
+      </w:r>
+      <w:r>
+        <w:rPr>
+          <w:rFonts w:ascii="Times New Roman" w:hAnsi="Times New Roman"/>
+        </w:rPr>
+        <w:t xml:space="preserve">— </w:t>
+      </w:r>
+      <w:r>
+        <w:rPr>
+          <w:rFonts w:ascii="Times New Roman" w:hAnsi="Times New Roman"/>
+        </w:rPr>
+        <w:t xml:space="preserve">СПб.: </w:t>
+      </w:r>
+      <w:r>
+        <w:rPr>
+          <w:rFonts w:ascii="Times New Roman" w:hAnsi="Times New Roman"/>
+        </w:rPr>
+        <w:t>Манн, Иванов и Фербер,</w:t>
+      </w:r>
+      <w:r>
+        <w:rPr>
+          <w:rFonts w:ascii="Times New Roman" w:hAnsi="Times New Roman"/>
+        </w:rPr>
+        <w:t xml:space="preserve"> Петербург, </w:t>
+      </w:r>
+      <w:r>
+        <w:rPr>
+          <w:rFonts w:ascii="Times New Roman" w:hAnsi="Times New Roman"/>
+        </w:rPr>
+        <w:t>2018</w:t>
+      </w:r>
+      <w:r>
+        <w:rPr>
+          <w:rFonts w:ascii="Times New Roman" w:hAnsi="Times New Roman"/>
+        </w:rPr>
+        <w:t xml:space="preserve">. </w:t>
+      </w:r>
+      <w:r>
+        <w:rPr>
+          <w:rFonts w:ascii="Times New Roman" w:hAnsi="Times New Roman"/>
+        </w:rPr>
+        <w:t>—</w:t>
+      </w:r>
+      <w:r>
+        <w:rPr>
+          <w:rFonts w:ascii="Times New Roman" w:hAnsi="Times New Roman"/>
+        </w:rPr>
+        <w:t xml:space="preserve"> </w:t>
+      </w:r>
+      <w:r>
+        <w:rPr>
+          <w:rFonts w:ascii="Times New Roman" w:hAnsi="Times New Roman"/>
+        </w:rPr>
+        <w:t>512</w:t>
+      </w:r>
+      <w:r>
+        <w:rPr>
+          <w:rFonts w:ascii="Times New Roman" w:hAnsi="Times New Roman"/>
+        </w:rPr>
+        <w:t xml:space="preserve"> с.: ил. </w:t>
+      </w:r>
+      <w:r>
+        <w:rPr>
+          <w:rFonts w:ascii="Times New Roman" w:hAnsi="Times New Roman"/>
+          <w:lang w:val="en-US"/>
+        </w:rPr>
+        <w:t>ISBN</w:t>
+      </w:r>
+      <w:r>
+        <w:rPr>
+          <w:rFonts w:ascii="Times New Roman" w:hAnsi="Times New Roman"/>
+        </w:rPr>
+        <w:t xml:space="preserve"> </w:t>
+      </w:r>
+      <w:r>
+        <w:rPr>
+          <w:rFonts w:ascii="Times New Roman" w:hAnsi="Times New Roman"/>
+        </w:rPr>
+        <w:t>978-5-00100-750-0</w:t>
+      </w:r>
     </w:p>
     <w:p>
       <w:pPr>
@@ -6536,14 +7257,7 @@
           <w:b/>
           <w:bCs/>
         </w:rPr>
-        <w:t xml:space="preserve"> </w:t>
-      </w:r>
-      <w:r>
-        <w:rPr>
-          <w:b/>
-          <w:bCs/>
-        </w:rPr>
-        <w:t>ПРОМЕЖУТОЧНОЙ АТТЕСТАЦИИ ПО ДИСЦИПЛИНЕ</w:t>
+        <w:t xml:space="preserve"> ПРОМЕЖУТОЧНОЙ АТТЕСТАЦИИ ПО ДИСЦИПЛИНЕ</w:t>
       </w:r>
     </w:p>
     <w:p>
@@ -6554,7 +7268,6 @@
         <w:rPr>
           <w:b/>
           <w:bCs/>
-          <w:lang w:val="en-US"/>
         </w:rPr>
       </w:pPr>
     </w:p>
@@ -6871,6 +7584,7 @@
               <w:textAlignment w:val="baseline"/>
               <w:rPr>
                 <w:color w:val="000000" w:themeColor="text1"/>
+                <w:lang w:val="en-US"/>
               </w:rPr>
             </w:pPr>
             <w:r>
@@ -13858,7 +14572,6 @@
           <w:bCs/>
           <w:i/>
           <w:iCs/>
-          <w:lang w:val="en-US"/>
         </w:rPr>
       </w:pPr>
       <w:proofErr w:type="gramStart"/>
@@ -13870,16 +14583,24 @@
           <w:highlight w:val="red"/>
           <w:lang w:val="en-US"/>
         </w:rPr>
-        <w:t>TODO(</w:t>
+        <w:t>TODO</w:t>
       </w:r>
-      <w:proofErr w:type="gramEnd"/>
       <w:r>
         <w:rPr>
           <w:bCs/>
           <w:i/>
           <w:iCs/>
           <w:highlight w:val="red"/>
-          <w:lang w:val="en-US"/>
+        </w:rPr>
+        <w:t>(</w:t>
+      </w:r>
+      <w:proofErr w:type="gramEnd"/>
+      <w:r>
+        <w:rPr>
+          <w:bCs/>
+          <w:i/>
+          <w:iCs/>
+          <w:highlight w:val="red"/>
         </w:rPr>
         <w:t>)</w:t>
       </w:r>
@@ -13892,7 +14613,7 @@
           <w:b/>
           <w:bCs/>
           <w:color w:val="000000"/>
-          <w:lang w:val="en-US" w:eastAsia="en-US"/>
+          <w:lang w:eastAsia="en-US"/>
         </w:rPr>
       </w:pPr>
     </w:p>
@@ -14327,13 +15048,7 @@
               <w:rPr>
                 <w:color w:val="000000"/>
               </w:rPr>
-              <w:t>В</w:t>
-            </w:r>
-            <w:r>
-              <w:rPr>
-                <w:color w:val="000000"/>
-              </w:rPr>
-              <w:t xml:space="preserve">ыполнены все задания лабораторной работы, обучающийся четко и без ошибок ответил на все основные и дополнительные контрольные вопросы </w:t>
+              <w:t xml:space="preserve">Выполнены все задания лабораторной работы, обучающийся четко и без ошибок ответил на все основные и дополнительные контрольные вопросы </w:t>
             </w:r>
           </w:p>
         </w:tc>
@@ -14442,25 +15157,7 @@
               <w:rPr>
                 <w:color w:val="000000"/>
               </w:rPr>
-              <w:t>В</w:t>
-            </w:r>
-            <w:r>
-              <w:rPr>
-                <w:color w:val="000000"/>
-              </w:rPr>
-              <w:t>ыполнены все задания лабораторной работы; обучающийся без ошибок ответил на все основные контрольные вопросы, ответил на дополнительные кон</w:t>
-            </w:r>
-            <w:r>
-              <w:rPr>
-                <w:color w:val="000000"/>
-              </w:rPr>
-              <w:t>т</w:t>
-            </w:r>
-            <w:r>
-              <w:rPr>
-                <w:color w:val="000000"/>
-              </w:rPr>
-              <w:t>рольные вопросы с замечаниями</w:t>
+              <w:t>Выполнены все задания лабораторной работы; обучающийся без ошибок ответил на все основные контрольные вопросы, ответил на дополнительные контрольные вопросы с замечаниями</w:t>
             </w:r>
           </w:p>
         </w:tc>
@@ -14569,13 +15266,7 @@
               <w:rPr>
                 <w:color w:val="000000"/>
               </w:rPr>
-              <w:t>В</w:t>
-            </w:r>
-            <w:r>
-              <w:rPr>
-                <w:color w:val="000000"/>
-              </w:rPr>
-              <w:t>ыполнены все задания лабораторной работы с замечаниями; обучающийся ответил на все основные контрольные вопросы с замечаниями</w:t>
+              <w:t>Выполнены все задания лабораторной работы с замечаниями; обучающийся ответил на все основные контрольные вопросы с замечаниями</w:t>
             </w:r>
           </w:p>
         </w:tc>
@@ -14684,13 +15375,7 @@
               <w:rPr>
                 <w:color w:val="000000"/>
               </w:rPr>
-              <w:t>О</w:t>
-            </w:r>
-            <w:r>
-              <w:rPr>
-                <w:color w:val="000000"/>
-              </w:rPr>
-              <w:t>бучающийся не выполнил или выполнил неправильно задания лабораторной работы; обучающийся ответил на контрольные вопросы с ошибками или не ответил на контрольные вопросы</w:t>
+              <w:t>Обучающийся не выполнил или выполнил неправильно задания лабораторной работы; обучающийся ответил на контрольные вопросы с ошибками или не ответил на контрольные вопросы</w:t>
             </w:r>
           </w:p>
         </w:tc>
@@ -14748,13 +15433,7 @@
         <w:t>РУБЕЖНЫЙ КОНТРОЛЬ</w:t>
       </w:r>
     </w:p>
-    <w:p>
-      <w:pPr>
-        <w:rPr>
-          <w:lang w:val="en-US"/>
-        </w:rPr>
-      </w:pPr>
-    </w:p>
+    <w:p/>
     <w:p>
       <w:pPr>
         <w:tabs>
@@ -14915,9 +15594,6 @@
           <w:tab w:val="right" w:leader="underscore" w:pos="9639"/>
         </w:tabs>
         <w:ind w:firstLine="567"/>
-        <w:rPr>
-          <w:lang w:val="en-US"/>
-        </w:rPr>
       </w:pPr>
       <w:r>
         <w:rPr>
@@ -14975,7 +15651,6 @@
         </w:tabs>
         <w:rPr>
           <w:spacing w:val="-4"/>
-          <w:lang w:val="en-US"/>
         </w:rPr>
       </w:pPr>
       <w:r>
@@ -14993,7 +15668,15 @@
           <w:highlight w:val="red"/>
           <w:lang w:val="en-US"/>
         </w:rPr>
-        <w:t>TODO(</w:t>
+        <w:t>TODO</w:t>
+      </w:r>
+      <w:r>
+        <w:rPr>
+          <w:b/>
+          <w:i/>
+          <w:highlight w:val="red"/>
+        </w:rPr>
+        <w:t>(</w:t>
       </w:r>
       <w:proofErr w:type="gramEnd"/>
       <w:r>
@@ -15001,7 +15684,6 @@
           <w:b/>
           <w:i/>
           <w:highlight w:val="red"/>
-          <w:lang w:val="en-US"/>
         </w:rPr>
         <w:t>)</w:t>
       </w:r>
@@ -15025,7 +15707,6 @@
         <w:rPr>
           <w:rStyle w:val="s19"/>
           <w:b/>
-          <w:lang w:val="en-US"/>
         </w:rPr>
       </w:pPr>
       <w:r>
@@ -15046,7 +15727,6 @@
           <w:b/>
           <w:i/>
           <w:iCs/>
-          <w:lang w:val="en-US"/>
         </w:rPr>
       </w:pPr>
       <w:r>
@@ -15055,7 +15735,6 @@
           <w:b/>
           <w:i/>
           <w:iCs/>
-          <w:lang w:val="en-US"/>
         </w:rPr>
         <w:t xml:space="preserve"> </w:t>
       </w:r>
@@ -15069,9 +15748,8 @@
           <w:highlight w:val="red"/>
           <w:lang w:val="en-US"/>
         </w:rPr>
-        <w:t>TODO(</w:t>
+        <w:t>TODO</w:t>
       </w:r>
-      <w:proofErr w:type="gramEnd"/>
       <w:r>
         <w:rPr>
           <w:rStyle w:val="s19"/>
@@ -15079,7 +15757,17 @@
           <w:i/>
           <w:iCs/>
           <w:highlight w:val="red"/>
-          <w:lang w:val="en-US"/>
+        </w:rPr>
+        <w:t>(</w:t>
+      </w:r>
+      <w:proofErr w:type="gramEnd"/>
+      <w:r>
+        <w:rPr>
+          <w:rStyle w:val="s19"/>
+          <w:b/>
+          <w:i/>
+          <w:iCs/>
+          <w:highlight w:val="red"/>
         </w:rPr>
         <w:t>)</w:t>
       </w:r>
@@ -15089,9 +15777,6 @@
         <w:tabs>
           <w:tab w:val="right" w:leader="underscore" w:pos="9639"/>
         </w:tabs>
-        <w:rPr>
-          <w:lang w:val="en-US"/>
-        </w:rPr>
       </w:pPr>
     </w:p>
     <w:p>
@@ -16885,7 +17570,7 @@
 <w:ftr xmlns:wpc="http://schemas.microsoft.com/office/word/2010/wordprocessingCanvas" xmlns:cx="http://schemas.microsoft.com/office/drawing/2014/chartex" xmlns:cx1="http://schemas.microsoft.com/office/drawing/2015/9/8/chartex" xmlns:cx2="http://schemas.microsoft.com/office/drawing/2015/10/21/chartex" xmlns:cx3="http://schemas.microsoft.com/office/drawing/2016/5/9/chartex" xmlns:cx4="http://schemas.microsoft.com/office/drawing/2016/5/10/chartex" xmlns:cx5="http://schemas.microsoft.com/office/drawing/2016/5/11/chartex" xmlns:cx6="http://schemas.microsoft.com/office/drawing/2016/5/12/chartex" xmlns:cx7="http://schemas.microsoft.com/office/drawing/2016/5/13/chartex" xmlns:cx8="http://schemas.microsoft.com/office/drawing/2016/5/14/chartex" xmlns:mc="http://schemas.openxmlformats.org/markup-compatibility/2006" xmlns:aink="http://schemas.microsoft.com/office/drawing/2016/ink" xmlns:am3d="http://schemas.microsoft.com/office/drawing/2017/model3d" xmlns:o="urn:schemas-microsoft-com:office:office" xmlns:oel="http://schemas.microsoft.com/office/2019/extlst" xmlns:r="http://schemas.openxmlformats.org/officeDocument/2006/relationships" xmlns:m="http://schemas.openxmlformats.org/officeDocument/2006/math" xmlns:v="urn:schemas-microsoft-com:vml" xmlns:wp14="http://schemas.microsoft.com/office/word/2010/wordprocessingDrawing" xmlns:wp="http://schemas.openxmlformats.org/drawingml/2006/wordprocessingDrawing" xmlns:w10="urn:schemas-microsoft-com:office:word" xmlns:w="http://schemas.openxmlformats.org/wordprocessingml/2006/main" xmlns:w14="http://schemas.microsoft.com/office/word/2010/wordml" xmlns:w15="http://schemas.microsoft.com/office/word/2012/wordml" xmlns:w16cex="http://schemas.microsoft.com/office/word/2018/wordml/cex" xmlns:w16cid="http://schemas.microsoft.com/office/word/2016/wordml/cid" xmlns:w16="http://schemas.microsoft.com/office/word/2018/wordml" xmlns:w16du="http://schemas.microsoft.com/office/word/2023/wordml/word16du" xmlns:w16sdtdh="http://schemas.microsoft.com/office/word/2020/wordml/sdtdatahash" xmlns:w16sdtfl="http://schemas.microsoft.com/office/word/2024/wordml/sdtformatlock" xmlns:w16se="http://schemas.microsoft.com/office/word/2015/wordml/symex" xmlns:wpg="http://schemas.microsoft.com/office/word/2010/wordprocessingGroup" xmlns:wpi="http://schemas.microsoft.com/office/word/2010/wordprocessingInk" xmlns:wne="http://schemas.microsoft.com/office/word/2006/wordml" xmlns:wps="http://schemas.microsoft.com/office/word/2010/wordprocessingShape" mc:Ignorable="w14 w15 w16se w16cid w16 w16cex w16sdtdh w16sdtfl w16du wp14">
   <w:p>
     <w:pPr>
-      <w:pStyle w:val="15"/>
+      <w:pStyle w:val="16"/>
       <w:jc w:val="center"/>
     </w:pPr>
     <w:r>
@@ -16906,7 +17591,7 @@
   </w:p>
   <w:p>
     <w:pPr>
-      <w:pStyle w:val="15"/>
+      <w:pStyle w:val="16"/>
     </w:pPr>
   </w:p>
 </w:ftr>
@@ -16916,7 +17601,7 @@
 <w:ftr xmlns:wpc="http://schemas.microsoft.com/office/word/2010/wordprocessingCanvas" xmlns:cx="http://schemas.microsoft.com/office/drawing/2014/chartex" xmlns:cx1="http://schemas.microsoft.com/office/drawing/2015/9/8/chartex" xmlns:cx2="http://schemas.microsoft.com/office/drawing/2015/10/21/chartex" xmlns:cx3="http://schemas.microsoft.com/office/drawing/2016/5/9/chartex" xmlns:cx4="http://schemas.microsoft.com/office/drawing/2016/5/10/chartex" xmlns:cx5="http://schemas.microsoft.com/office/drawing/2016/5/11/chartex" xmlns:cx6="http://schemas.microsoft.com/office/drawing/2016/5/12/chartex" xmlns:cx7="http://schemas.microsoft.com/office/drawing/2016/5/13/chartex" xmlns:cx8="http://schemas.microsoft.com/office/drawing/2016/5/14/chartex" xmlns:mc="http://schemas.openxmlformats.org/markup-compatibility/2006" xmlns:aink="http://schemas.microsoft.com/office/drawing/2016/ink" xmlns:am3d="http://schemas.microsoft.com/office/drawing/2017/model3d" xmlns:o="urn:schemas-microsoft-com:office:office" xmlns:oel="http://schemas.microsoft.com/office/2019/extlst" xmlns:r="http://schemas.openxmlformats.org/officeDocument/2006/relationships" xmlns:m="http://schemas.openxmlformats.org/officeDocument/2006/math" xmlns:v="urn:schemas-microsoft-com:vml" xmlns:wp14="http://schemas.microsoft.com/office/word/2010/wordprocessingDrawing" xmlns:wp="http://schemas.openxmlformats.org/drawingml/2006/wordprocessingDrawing" xmlns:w10="urn:schemas-microsoft-com:office:word" xmlns:w="http://schemas.openxmlformats.org/wordprocessingml/2006/main" xmlns:w14="http://schemas.microsoft.com/office/word/2010/wordml" xmlns:w15="http://schemas.microsoft.com/office/word/2012/wordml" xmlns:w16cex="http://schemas.microsoft.com/office/word/2018/wordml/cex" xmlns:w16cid="http://schemas.microsoft.com/office/word/2016/wordml/cid" xmlns:w16="http://schemas.microsoft.com/office/word/2018/wordml" xmlns:w16du="http://schemas.microsoft.com/office/word/2023/wordml/word16du" xmlns:w16sdtdh="http://schemas.microsoft.com/office/word/2020/wordml/sdtdatahash" xmlns:w16sdtfl="http://schemas.microsoft.com/office/word/2024/wordml/sdtformatlock" xmlns:w16se="http://schemas.microsoft.com/office/word/2015/wordml/symex" xmlns:wpg="http://schemas.microsoft.com/office/word/2010/wordprocessingGroup" xmlns:wpi="http://schemas.microsoft.com/office/word/2010/wordprocessingInk" xmlns:wne="http://schemas.microsoft.com/office/word/2006/wordml" xmlns:wps="http://schemas.microsoft.com/office/word/2010/wordprocessingShape" mc:Ignorable="w14 w15 w16se w16cid w16 w16cex w16sdtdh w16sdtfl w16du wp14">
   <w:p>
     <w:pPr>
-      <w:pStyle w:val="15"/>
+      <w:pStyle w:val="16"/>
       <w:jc w:val="center"/>
     </w:pPr>
     <w:r>
@@ -16937,7 +17622,7 @@
   </w:p>
   <w:p>
     <w:pPr>
-      <w:pStyle w:val="15"/>
+      <w:pStyle w:val="16"/>
     </w:pPr>
   </w:p>
 </w:ftr>
@@ -16947,7 +17632,7 @@
 <w:ftr xmlns:wpc="http://schemas.microsoft.com/office/word/2010/wordprocessingCanvas" xmlns:cx="http://schemas.microsoft.com/office/drawing/2014/chartex" xmlns:cx1="http://schemas.microsoft.com/office/drawing/2015/9/8/chartex" xmlns:cx2="http://schemas.microsoft.com/office/drawing/2015/10/21/chartex" xmlns:cx3="http://schemas.microsoft.com/office/drawing/2016/5/9/chartex" xmlns:cx4="http://schemas.microsoft.com/office/drawing/2016/5/10/chartex" xmlns:cx5="http://schemas.microsoft.com/office/drawing/2016/5/11/chartex" xmlns:cx6="http://schemas.microsoft.com/office/drawing/2016/5/12/chartex" xmlns:cx7="http://schemas.microsoft.com/office/drawing/2016/5/13/chartex" xmlns:cx8="http://schemas.microsoft.com/office/drawing/2016/5/14/chartex" xmlns:mc="http://schemas.openxmlformats.org/markup-compatibility/2006" xmlns:aink="http://schemas.microsoft.com/office/drawing/2016/ink" xmlns:am3d="http://schemas.microsoft.com/office/drawing/2017/model3d" xmlns:o="urn:schemas-microsoft-com:office:office" xmlns:oel="http://schemas.microsoft.com/office/2019/extlst" xmlns:r="http://schemas.openxmlformats.org/officeDocument/2006/relationships" xmlns:m="http://schemas.openxmlformats.org/officeDocument/2006/math" xmlns:v="urn:schemas-microsoft-com:vml" xmlns:wp14="http://schemas.microsoft.com/office/word/2010/wordprocessingDrawing" xmlns:wp="http://schemas.openxmlformats.org/drawingml/2006/wordprocessingDrawing" xmlns:w10="urn:schemas-microsoft-com:office:word" xmlns:w="http://schemas.openxmlformats.org/wordprocessingml/2006/main" xmlns:w14="http://schemas.microsoft.com/office/word/2010/wordml" xmlns:w15="http://schemas.microsoft.com/office/word/2012/wordml" xmlns:w16cex="http://schemas.microsoft.com/office/word/2018/wordml/cex" xmlns:w16cid="http://schemas.microsoft.com/office/word/2016/wordml/cid" xmlns:w16="http://schemas.microsoft.com/office/word/2018/wordml" xmlns:w16du="http://schemas.microsoft.com/office/word/2023/wordml/word16du" xmlns:w16sdtdh="http://schemas.microsoft.com/office/word/2020/wordml/sdtdatahash" xmlns:w16sdtfl="http://schemas.microsoft.com/office/word/2024/wordml/sdtformatlock" xmlns:w16se="http://schemas.microsoft.com/office/word/2015/wordml/symex" xmlns:wpg="http://schemas.microsoft.com/office/word/2010/wordprocessingGroup" xmlns:wpi="http://schemas.microsoft.com/office/word/2010/wordprocessingInk" xmlns:wne="http://schemas.microsoft.com/office/word/2006/wordml" xmlns:wps="http://schemas.microsoft.com/office/word/2010/wordprocessingShape" mc:Ignorable="w14 w15 w16se w16cid w16 w16cex w16sdtdh w16sdtfl w16du wp14">
   <w:p>
     <w:pPr>
-      <w:pStyle w:val="15"/>
+      <w:pStyle w:val="16"/>
       <w:jc w:val="center"/>
     </w:pPr>
     <w:r>
@@ -16968,7 +17653,7 @@
   </w:p>
   <w:p>
     <w:pPr>
-      <w:pStyle w:val="15"/>
+      <w:pStyle w:val="16"/>
     </w:pPr>
   </w:p>
 </w:ftr>
@@ -20443,6 +21128,46 @@
       <w:szCs w:val="24"/>
     </w:rPr>
   </w:style>
+  <w:style w:type="paragraph" w:styleId="1">
+    <w:name w:val="heading 1"/>
+    <w:basedOn w:val="a"/>
+    <w:next w:val="a"/>
+    <w:link w:val="10"/>
+    <w:qFormat/>
+    <w:rsid w:val="00020078"/>
+    <w:pPr>
+      <w:keepNext/>
+      <w:keepLines/>
+      <w:spacing w:before="240"/>
+      <w:outlineLvl w:val="0"/>
+    </w:pPr>
+    <w:rPr>
+      <w:rFonts w:asciiTheme="majorHAnsi" w:eastAsiaTheme="majorEastAsia" w:hAnsiTheme="majorHAnsi" w:cstheme="majorBidi"/>
+      <w:color w:val="365F91" w:themeColor="accent1" w:themeShade="BF"/>
+      <w:sz w:val="32"/>
+      <w:szCs w:val="32"/>
+    </w:rPr>
+  </w:style>
+  <w:style w:type="paragraph" w:styleId="2">
+    <w:name w:val="heading 2"/>
+    <w:basedOn w:val="a"/>
+    <w:next w:val="a"/>
+    <w:link w:val="20"/>
+    <w:qFormat/>
+    <w:rsid w:val="00020078"/>
+    <w:pPr>
+      <w:keepNext/>
+      <w:keepLines/>
+      <w:spacing w:before="40"/>
+      <w:outlineLvl w:val="1"/>
+    </w:pPr>
+    <w:rPr>
+      <w:rFonts w:asciiTheme="majorHAnsi" w:eastAsiaTheme="majorEastAsia" w:hAnsiTheme="majorHAnsi" w:cstheme="majorBidi"/>
+      <w:color w:val="365F91" w:themeColor="accent1" w:themeShade="BF"/>
+      <w:sz w:val="26"/>
+      <w:szCs w:val="26"/>
+    </w:rPr>
+  </w:style>
   <w:style w:type="paragraph" w:styleId="3">
     <w:name w:val="heading 3"/>
     <w:basedOn w:val="a"/>
@@ -20511,7 +21236,7 @@
       <w:vertAlign w:val="superscript"/>
     </w:rPr>
   </w:style>
-  <w:style w:type="character" w:customStyle="1" w:styleId="1">
+  <w:style w:type="character" w:customStyle="1" w:styleId="11">
     <w:name w:val="Нумерованный_1 Знак"/>
     <w:qFormat/>
     <w:rsid w:val="000E13C6"/>
@@ -21293,7 +22018,7 @@
       <w:rFonts w:cs="FreeSans"/>
     </w:rPr>
   </w:style>
-  <w:style w:type="paragraph" w:customStyle="1" w:styleId="11">
+  <w:style w:type="paragraph" w:customStyle="1" w:styleId="110">
     <w:name w:val="Заголовок 11"/>
     <w:basedOn w:val="a"/>
     <w:qFormat/>
@@ -21414,7 +22139,7 @@
       <w:rFonts w:ascii="Arial" w:hAnsi="Arial" w:cs="Arial"/>
     </w:rPr>
   </w:style>
-  <w:style w:type="paragraph" w:customStyle="1" w:styleId="10">
+  <w:style w:type="paragraph" w:customStyle="1" w:styleId="12">
     <w:name w:val="Заголовок1"/>
     <w:basedOn w:val="a"/>
     <w:next w:val="af1"/>
@@ -21430,7 +22155,7 @@
       <w:szCs w:val="28"/>
     </w:rPr>
   </w:style>
-  <w:style w:type="paragraph" w:customStyle="1" w:styleId="12">
+  <w:style w:type="paragraph" w:customStyle="1" w:styleId="13">
     <w:name w:val="Название объекта1"/>
     <w:basedOn w:val="a"/>
     <w:qFormat/>
@@ -21459,7 +22184,7 @@
       <w:ind w:left="720"/>
     </w:pPr>
   </w:style>
-  <w:style w:type="paragraph" w:customStyle="1" w:styleId="13">
+  <w:style w:type="paragraph" w:customStyle="1" w:styleId="14">
     <w:name w:val="Текст сноски1"/>
     <w:basedOn w:val="a"/>
     <w:semiHidden/>
@@ -21515,7 +22240,7 @@
       <w:sz w:val="28"/>
     </w:rPr>
   </w:style>
-  <w:style w:type="paragraph" w:styleId="2">
+  <w:style w:type="paragraph" w:styleId="22">
     <w:name w:val="Body Text Indent 2"/>
     <w:basedOn w:val="a"/>
     <w:qFormat/>
@@ -21527,7 +22252,7 @@
       <w:sz w:val="28"/>
     </w:rPr>
   </w:style>
-  <w:style w:type="paragraph" w:styleId="20">
+  <w:style w:type="paragraph" w:styleId="23">
     <w:name w:val="Body Text 2"/>
     <w:basedOn w:val="a"/>
     <w:qFormat/>
@@ -21582,7 +22307,7 @@
       <w:szCs w:val="16"/>
     </w:rPr>
   </w:style>
-  <w:style w:type="paragraph" w:customStyle="1" w:styleId="14">
+  <w:style w:type="paragraph" w:customStyle="1" w:styleId="15">
     <w:name w:val="Верхний колонтитул1"/>
     <w:basedOn w:val="a"/>
     <w:qFormat/>
@@ -21614,7 +22339,7 @@
   </w:style>
   <w:style w:type="paragraph" w:customStyle="1" w:styleId="-0">
     <w:name w:val="абзац-Н"/>
-    <w:basedOn w:val="2"/>
+    <w:basedOn w:val="22"/>
     <w:qFormat/>
     <w:rsid w:val="000E13C6"/>
     <w:pPr>
@@ -21703,7 +22428,7 @@
       <w:spacing w:beforeAutospacing="1" w:afterAutospacing="1"/>
     </w:pPr>
   </w:style>
-  <w:style w:type="paragraph" w:customStyle="1" w:styleId="15">
+  <w:style w:type="paragraph" w:customStyle="1" w:styleId="16">
     <w:name w:val="Нижний колонтитул1"/>
     <w:basedOn w:val="a"/>
     <w:uiPriority w:val="99"/>
@@ -21726,7 +22451,7 @@
       <w:szCs w:val="20"/>
     </w:rPr>
   </w:style>
-  <w:style w:type="paragraph" w:customStyle="1" w:styleId="110">
+  <w:style w:type="paragraph" w:customStyle="1" w:styleId="111">
     <w:name w:val="Знак Знак Знак Знак Знак Знак Знак1 Знак Знак1 Знак Знак Знак Знак"/>
     <w:basedOn w:val="a"/>
     <w:qFormat/>
@@ -21781,7 +22506,7 @@
       <w:jc w:val="center"/>
     </w:pPr>
   </w:style>
-  <w:style w:type="paragraph" w:customStyle="1" w:styleId="111">
+  <w:style w:type="paragraph" w:customStyle="1" w:styleId="112">
     <w:name w:val="Знак Знак Знак Знак Знак Знак Знак1 Знак Знак Знак Знак Знак1 Знак"/>
     <w:basedOn w:val="a"/>
     <w:qFormat/>
@@ -22003,7 +22728,7 @@
       <w:sz w:val="16"/>
     </w:rPr>
   </w:style>
-  <w:style w:type="paragraph" w:customStyle="1" w:styleId="16">
+  <w:style w:type="paragraph" w:customStyle="1" w:styleId="17">
     <w:name w:val="Знак Знак Знак Знак Знак Знак Знак Знак1 Знак"/>
     <w:basedOn w:val="a"/>
     <w:qFormat/>
@@ -22254,12 +22979,12 @@
     <w:name w:val="footer"/>
     <w:basedOn w:val="a"/>
   </w:style>
-  <w:style w:type="numbering" w:customStyle="1" w:styleId="17">
+  <w:style w:type="numbering" w:customStyle="1" w:styleId="18">
     <w:name w:val="Список1"/>
     <w:qFormat/>
     <w:rsid w:val="000E13C6"/>
   </w:style>
-  <w:style w:type="numbering" w:customStyle="1" w:styleId="18">
+  <w:style w:type="numbering" w:customStyle="1" w:styleId="19">
     <w:name w:val="Нет списка1"/>
     <w:semiHidden/>
     <w:qFormat/>
@@ -22299,7 +23024,7 @@
       </w:tblCellMar>
     </w:tblPr>
   </w:style>
-  <w:style w:type="table" w:customStyle="1" w:styleId="19">
+  <w:style w:type="table" w:customStyle="1" w:styleId="1a">
     <w:name w:val="Сетка таблицы1"/>
     <w:basedOn w:val="a1"/>
     <w:uiPriority w:val="59"/>
@@ -22318,7 +23043,7 @@
       </w:tblBorders>
     </w:tblPr>
   </w:style>
-  <w:style w:type="table" w:customStyle="1" w:styleId="22">
+  <w:style w:type="table" w:customStyle="1" w:styleId="24">
     <w:name w:val="Сетка таблицы2"/>
     <w:basedOn w:val="a1"/>
     <w:uiPriority w:val="39"/>
@@ -22357,6 +23082,30 @@
     <w:rPr>
       <w:b/>
       <w:bCs/>
+    </w:rPr>
+  </w:style>
+  <w:style w:type="character" w:customStyle="1" w:styleId="20">
+    <w:name w:val="Заголовок 2 Знак"/>
+    <w:basedOn w:val="a0"/>
+    <w:link w:val="2"/>
+    <w:rsid w:val="00020078"/>
+    <w:rPr>
+      <w:rFonts w:asciiTheme="majorHAnsi" w:eastAsiaTheme="majorEastAsia" w:hAnsiTheme="majorHAnsi" w:cstheme="majorBidi"/>
+      <w:color w:val="365F91" w:themeColor="accent1" w:themeShade="BF"/>
+      <w:sz w:val="26"/>
+      <w:szCs w:val="26"/>
+    </w:rPr>
+  </w:style>
+  <w:style w:type="character" w:customStyle="1" w:styleId="10">
+    <w:name w:val="Заголовок 1 Знак"/>
+    <w:basedOn w:val="a0"/>
+    <w:link w:val="1"/>
+    <w:rsid w:val="00020078"/>
+    <w:rPr>
+      <w:rFonts w:asciiTheme="majorHAnsi" w:eastAsiaTheme="majorEastAsia" w:hAnsiTheme="majorHAnsi" w:cstheme="majorBidi"/>
+      <w:color w:val="365F91" w:themeColor="accent1" w:themeShade="BF"/>
+      <w:sz w:val="32"/>
+      <w:szCs w:val="32"/>
     </w:rPr>
   </w:style>
 </w:styles>
